--- a/docs/macos-manual/reference.docx
+++ b/docs/macos-manual/reference.docx
@@ -1004,7 +1004,7 @@
     <w:basedOn w:val="BodyTextChar"/>
     <w:rPr>
       <w:rFonts w:ascii="Courier New" w:hAnsi="Courier New" w:eastAsia="Courier New" w:cs="Courier New"/>
-      <w:sz w:val="22"/>
+      <w:sz w:val="15"/>
     </w:rPr>
   </w:style>
   <w:style w:type="character" w:customStyle="1" w:styleId="SectionNumber">
@@ -1049,13 +1049,13 @@
     <w:pPr>
       <w:wordWrap w:val="0"/>
       <w:spacing w:before="60" w:after="60" w:line="240" w:lineRule="auto"/>
-      <w:ind w:left="480"/>
+      <w:ind w:left="240"/>
       <w:shd w:val="clear" w:color="auto" w:fill="F5F5F5"/>
     </w:pPr>
     <w:rPr>
       <w:rFonts w:ascii="Courier New" w:hAnsi="Courier New" w:cs="Courier New"/>
-      <w:sz w:val="18"/>
-      <w:szCs w:val="18"/>
+      <w:sz w:val="15"/>
+      <w:szCs w:val="15"/>
     </w:rPr>
   </w:style>
 </w:styles>

--- a/docs/macos-manual/reference.docx
+++ b/docs/macos-manual/reference.docx
@@ -1056,6 +1056,28 @@
       <w:rFonts w:ascii="Courier New" w:hAnsi="Courier New" w:cs="Courier New"/>
       <w:sz w:val="15"/>
       <w:szCs w:val="15"/>
+    </w:rPr>
+  </w:style>
+  <w:style w:type="paragraph" w:styleId="Figure">
+    <w:name w:val="Figure"/>
+    <w:basedOn w:val="Normal"/>
+    <w:pPr>
+      <w:keepNext/>
+      <w:spacing w:before="120" w:after="60"/>
+      <w:jc w:val="center"/>
+    </w:pPr>
+  </w:style>
+  <w:style w:type="paragraph" w:styleId="FigureCaption">
+    <w:name w:val="FigureCaption"/>
+    <w:basedOn w:val="Normal"/>
+    <w:pPr>
+      <w:spacing w:before="60" w:after="240"/>
+      <w:jc w:val="center"/>
+    </w:pPr>
+    <w:rPr>
+      <w:rFonts w:ascii="Times New Roman" w:hAnsi="Times New Roman" w:cs="Times New Roman"/>
+      <w:sz w:val="20"/>
+      <w:szCs w:val="20"/>
     </w:rPr>
   </w:style>
 </w:styles>

--- a/docs/macos-manual/reference.docx
+++ b/docs/macos-manual/reference.docx
@@ -382,13 +382,43 @@
 </w:t>
       </w:r>
     </w:p>
-    <w:sectPr/>
+    <w:sectPr>
+      <w:footerReference w:type="default" r:id="rIdFooter1"/>
+      <w:pgSz w:w="12240" w:h="15840"/>
+      <w:pgMar w:top="1440" w:right="1440" w:bottom="1440" w:left="1440" w:header="720" w:footer="720" w:gutter="0"/>
+      <w:pgNumType w:start="0"/>
+    </w:sectPr>
   </w:body>
 </w:document>
 </file>
 
 <file path=word/comments.xml><?xml version="1.0" encoding="utf-8"?>
 <w:comments xmlns:w="http://schemas.openxmlformats.org/wordprocessingml/2006/main" xmlns:m="http://schemas.openxmlformats.org/officeDocument/2006/math" xmlns:r="http://schemas.openxmlformats.org/officeDocument/2006/relationships" xmlns:o="urn:schemas-microsoft-com:office:office" xmlns:v="urn:schemas-microsoft-com:vml" xmlns:w10="urn:schemas-microsoft-com:office:word" xmlns:a="http://schemas.openxmlformats.org/drawingml/2006/main" xmlns:pic="http://schemas.openxmlformats.org/drawingml/2006/picture" xmlns:wp="http://schemas.openxmlformats.org/drawingml/2006/wordprocessingDrawing"/>
+</file>
+
+<file path=word/footer1.xml><?xml version="1.0" encoding="utf-8"?>
+<w:ftr xmlns:w="http://schemas.openxmlformats.org/wordprocessingml/2006/main" xmlns:r="http://schemas.openxmlformats.org/officeDocument/2006/relationships">
+  <w:p>
+    <w:pPr>
+      <w:jc w:val="center"/>
+    </w:pPr>
+    <w:r>
+      <w:fldChar w:fldCharType="begin"/>
+    </w:r>
+    <w:r>
+      <w:instrText xml:space="preserve"> PAGE </w:instrText>
+    </w:r>
+    <w:r>
+      <w:fldChar w:fldCharType="separate"/>
+    </w:r>
+    <w:r>
+      <w:t>0</w:t>
+    </w:r>
+    <w:r>
+      <w:fldChar w:fldCharType="end"/>
+    </w:r>
+  </w:p>
+</w:ftr>
 </file>
 
 <file path=word/footnotes.xml><?xml version="1.0" encoding="utf-8"?>
